--- a/data/revised_2026-10_full/tracked/v2/Maths/SS3.1_Trigonometry_I/Mathematics_Trigonometry_I_FinalExplanation_TeacherKey_TRACKED.docx
+++ b/data/revised_2026-10_full/tracked/v2/Maths/SS3.1_Trigonometry_I/Mathematics_Trigonometry_I_FinalExplanation_TeacherKey_TRACKED.docx
@@ -849,7 +849,7 @@
               </w:rPr>
               <w:t xml:space="preserve">(a) Suppose there is no shadow, for example a school flagpole or a Safaricom mast in Kericho. Describe how you could find its height using a clinometer and a tape measure. Name the angle you measure, the length you measure, and the ratio you use. </w:t>
             </w:r>
-            <w:ins w:id="9001" w:author="Claude (AI) - proposed" w:date="2026-10-15T12:58:13Z">
+            <w:ins w:id="9001" w:author="Claude (AI) - proposed" w:date="2026-10-15T13:01:06Z">
               <w:r>
                 <w:rPr>
                   <w:rFonts w:ascii="Arial" w:cs="Arial" w:eastAsia="Arial" w:hAnsi="Arial"/>
@@ -877,7 +877,7 @@
               </w:rPr>
               <w:t xml:space="preserve">(b) Compare your Lesson 1 hand-drawn ratio estimates with the calculator values. Explain why they might differ, and why it is important to report any difference honestly. (c) Now write a short answer to the driving question and to the two KICD questions: </w:t>
             </w:r>
-            <w:ins w:id="9002" w:author="Claude (AI) - proposed" w:date="2026-10-15T12:58:13Z">
+            <w:ins w:id="9002" w:author="Claude (AI) - proposed" w:date="2026-10-15T13:01:06Z">
               <w:r>
                 <w:rPr>
                   <w:rFonts w:ascii="Arial" w:cs="Arial" w:eastAsia="Arial" w:hAnsi="Arial"/>
@@ -905,7 +905,7 @@
               </w:rPr>
               <w:t xml:space="preserve">How do we </w:t>
             </w:r>
-            <w:del w:id="9003" w:author="Claude (AI) - proposed" w:date="2026-10-15T12:58:13Z">
+            <w:del w:id="9003" w:author="Claude (AI) - proposed" w:date="2026-10-15T13:01:06Z">
               <w:r>
                 <w:rPr>
                   <w:rFonts w:ascii="Arial" w:cs="Arial" w:eastAsia="Arial" w:hAnsi="Arial"/>
@@ -920,7 +920,7 @@
                 <w:delText xml:space="preserve">apply trigonometric ratios in day-to-day activities? How are the trigonometric ratios of acute angles related to each other?</w:delText>
               </w:r>
             </w:del>
-            <w:ins w:id="9004" w:author="Claude (AI) - proposed" w:date="2026-10-15T12:58:13Z">
+            <w:ins w:id="9004" w:author="Claude (AI) - proposed" w:date="2026-10-15T13:01:06Z">
               <w:r>
                 <w:rPr>
                   <w:rFonts w:ascii="Arial" w:cs="Arial" w:eastAsia="Arial" w:hAnsi="Arial"/>
@@ -968,7 +968,7 @@
               </w:rPr>
               <w:t xml:space="preserve">(a) Stand a measured horizontal distance (the baseline) from the base of the flagpole. Use the clinometer to measure the angle of elevation from your eye to the top of the pole. The baseline is the adjacent side and the height is the opposite side, so height = baseline × tan(angle of elevation). Then add the height of your eye above the ground. This is the same method used for the mango tree, with the baseline replacing the shadow. </w:t>
             </w:r>
-            <w:ins w:id="9005" w:author="Claude (AI) - proposed" w:date="2026-10-15T12:58:13Z">
+            <w:ins w:id="9005" w:author="Claude (AI) - proposed" w:date="2026-10-15T13:01:06Z">
               <w:r>
                 <w:rPr>
                   <w:rFonts w:ascii="Arial" w:cs="Arial" w:eastAsia="Arial" w:hAnsi="Arial"/>
@@ -996,7 +996,7 @@
               </w:rPr>
               <w:t xml:space="preserve">(b) Hand-drawn estimates differ from calculator values because rulers and protractors have limited precision, so the percentage error reflects measurement limits, not a flaw in the mathematics. Integrity means reporting the real error and not changing the data to match the calculator. (c)</w:t>
             </w:r>
-            <w:ins w:id="9006" w:author="Claude (AI) - proposed" w:date="2026-10-15T12:58:13Z">
+            <w:ins w:id="9006" w:author="Claude (AI) - proposed" w:date="2026-10-15T13:01:06Z">
               <w:r>
                 <w:rPr>
                   <w:rFonts w:ascii="Arial" w:cs="Arial" w:eastAsia="Arial" w:hAnsi="Arial"/>
@@ -1277,7 +1277,7 @@
               <w:spacing w:after="40" w:before="0"/>
               <w:jc w:val="left"/>
             </w:pPr>
-            <w:ins w:id="9007" w:author="Claude (AI) - proposed" w:date="2026-10-15T12:58:13Z">
+            <w:ins w:id="9007" w:author="Claude (AI) - proposed" w:date="2026-10-15T13:01:06Z">
               <w:r>
                 <w:rPr>
                   <w:rFonts w:ascii="Arial" w:cs="Arial" w:eastAsia="Arial" w:hAnsi="Arial"/>
@@ -1325,7 +1325,7 @@
               <w:spacing w:after="40" w:before="0"/>
               <w:jc w:val="left"/>
             </w:pPr>
-            <w:ins w:id="9008" w:author="Claude (AI) - proposed" w:date="2026-10-15T12:58:13Z">
+            <w:ins w:id="9008" w:author="Claude (AI) - proposed" w:date="2026-10-15T13:01:06Z">
               <w:r>
                 <w:rPr>
                   <w:rFonts w:ascii="Arial" w:cs="Arial" w:eastAsia="Arial" w:hAnsi="Arial"/>
@@ -1373,7 +1373,7 @@
               <w:spacing w:after="40" w:before="0"/>
               <w:jc w:val="left"/>
             </w:pPr>
-            <w:ins w:id="9009" w:author="Claude (AI) - proposed" w:date="2026-10-15T12:58:13Z">
+            <w:ins w:id="9009" w:author="Claude (AI) - proposed" w:date="2026-10-15T13:01:06Z">
               <w:r>
                 <w:rPr>
                   <w:rFonts w:ascii="Arial" w:cs="Arial" w:eastAsia="Arial" w:hAnsi="Arial"/>
@@ -1456,7 +1456,7 @@
               <w:spacing w:after="40" w:before="0"/>
               <w:jc w:val="left"/>
             </w:pPr>
-            <w:ins w:id="9010" w:author="Claude (AI) - proposed" w:date="2026-10-15T12:58:13Z">
+            <w:ins w:id="9010" w:author="Claude (AI) - proposed" w:date="2026-10-15T13:01:06Z">
               <w:r>
                 <w:rPr>
                   <w:rFonts w:ascii="Arial" w:cs="Arial" w:eastAsia="Arial" w:hAnsi="Arial"/>
@@ -1504,7 +1504,7 @@
               <w:spacing w:after="40" w:before="0"/>
               <w:jc w:val="left"/>
             </w:pPr>
-            <w:ins w:id="9011" w:author="Claude (AI) - proposed" w:date="2026-10-15T12:58:13Z">
+            <w:ins w:id="9011" w:author="Claude (AI) - proposed" w:date="2026-10-15T13:01:06Z">
               <w:r>
                 <w:rPr>
                   <w:rFonts w:ascii="Arial" w:cs="Arial" w:eastAsia="Arial" w:hAnsi="Arial"/>
@@ -1552,7 +1552,7 @@
               <w:spacing w:after="40" w:before="0"/>
               <w:jc w:val="left"/>
             </w:pPr>
-            <w:ins w:id="9012" w:author="Claude (AI) - proposed" w:date="2026-10-15T12:58:13Z">
+            <w:ins w:id="9012" w:author="Claude (AI) - proposed" w:date="2026-10-15T13:01:06Z">
               <w:r>
                 <w:rPr>
                   <w:rFonts w:ascii="Arial" w:cs="Arial" w:eastAsia="Arial" w:hAnsi="Arial"/>
@@ -1635,7 +1635,7 @@
               <w:spacing w:after="40" w:before="0"/>
               <w:jc w:val="left"/>
             </w:pPr>
-            <w:ins w:id="9013" w:author="Claude (AI) - proposed" w:date="2026-10-15T12:58:13Z">
+            <w:ins w:id="9013" w:author="Claude (AI) - proposed" w:date="2026-10-15T13:01:06Z">
               <w:r>
                 <w:rPr>
                   <w:rFonts w:ascii="Arial" w:cs="Arial" w:eastAsia="Arial" w:hAnsi="Arial"/>
@@ -1683,7 +1683,7 @@
               <w:spacing w:after="40" w:before="0"/>
               <w:jc w:val="left"/>
             </w:pPr>
-            <w:ins w:id="9014" w:author="Claude (AI) - proposed" w:date="2026-10-15T12:58:13Z">
+            <w:ins w:id="9014" w:author="Claude (AI) - proposed" w:date="2026-10-15T13:01:06Z">
               <w:r>
                 <w:rPr>
                   <w:rFonts w:ascii="Arial" w:cs="Arial" w:eastAsia="Arial" w:hAnsi="Arial"/>
@@ -1731,7 +1731,7 @@
               <w:spacing w:after="40" w:before="0"/>
               <w:jc w:val="left"/>
             </w:pPr>
-            <w:ins w:id="9015" w:author="Claude (AI) - proposed" w:date="2026-10-15T12:58:13Z">
+            <w:ins w:id="9015" w:author="Claude (AI) - proposed" w:date="2026-10-15T13:01:06Z">
               <w:r>
                 <w:rPr>
                   <w:rFonts w:ascii="Arial" w:cs="Arial" w:eastAsia="Arial" w:hAnsi="Arial"/>
@@ -1814,7 +1814,7 @@
               <w:spacing w:after="40" w:before="0"/>
               <w:jc w:val="left"/>
             </w:pPr>
-            <w:ins w:id="9016" w:author="Claude (AI) - proposed" w:date="2026-10-15T12:58:13Z">
+            <w:ins w:id="9016" w:author="Claude (AI) - proposed" w:date="2026-10-15T13:01:06Z">
               <w:r>
                 <w:rPr>
                   <w:rFonts w:ascii="Arial" w:cs="Arial" w:eastAsia="Arial" w:hAnsi="Arial"/>
@@ -1862,7 +1862,7 @@
               <w:spacing w:after="40" w:before="0"/>
               <w:jc w:val="left"/>
             </w:pPr>
-            <w:ins w:id="9017" w:author="Claude (AI) - proposed" w:date="2026-10-15T12:58:13Z">
+            <w:ins w:id="9017" w:author="Claude (AI) - proposed" w:date="2026-10-15T13:01:06Z">
               <w:r>
                 <w:rPr>
                   <w:rFonts w:ascii="Arial" w:cs="Arial" w:eastAsia="Arial" w:hAnsi="Arial"/>
@@ -1910,7 +1910,7 @@
               <w:spacing w:after="40" w:before="0"/>
               <w:jc w:val="left"/>
             </w:pPr>
-            <w:ins w:id="9018" w:author="Claude (AI) - proposed" w:date="2026-10-15T12:58:13Z">
+            <w:ins w:id="9018" w:author="Claude (AI) - proposed" w:date="2026-10-15T13:01:06Z">
               <w:r>
                 <w:rPr>
                   <w:rFonts w:ascii="Arial" w:cs="Arial" w:eastAsia="Arial" w:hAnsi="Arial"/>
@@ -2060,7 +2060,7 @@
         </w:rPr>
         <w:t xml:space="preserve">© 2026 SeaVuria and ARES. This work is licensed under a </w:t>
       </w:r>
-      <w:hyperlink w:history="1" r:id="rIdex7tso2qtmtxkwarpnlpg">
+      <w:hyperlink w:history="1" r:id="rIdlzlcdmvnhgauo4a4xupyc">
         <w:r>
           <w:rPr>
             <w:rFonts w:ascii="Arial" w:cs="Arial" w:eastAsia="Arial" w:hAnsi="Arial"/>
@@ -2080,7 +2080,7 @@
         </w:rPr>
         <w:t xml:space="preserve"> (</w:t>
       </w:r>
-      <w:hyperlink w:history="1" r:id="rIdj8m3gvixxw6a-vcoggy6d">
+      <w:hyperlink w:history="1" r:id="rIdf1zil5xwm_ntbcyx1jp9u">
         <w:r>
           <w:rPr>
             <w:rFonts w:ascii="Arial" w:cs="Arial" w:eastAsia="Arial" w:hAnsi="Arial"/>
@@ -2100,7 +2100,7 @@
         </w:rPr>
         <w:t xml:space="preserve">). To view a copy of this license, visit </w:t>
       </w:r>
-      <w:hyperlink w:history="1" r:id="rIdnla7lquq2k2hemmu6wfiw">
+      <w:hyperlink w:history="1" r:id="rIditnwhqjgoizqx6xdhqvxb">
         <w:r>
           <w:rPr>
             <w:rFonts w:ascii="Arial" w:cs="Arial" w:eastAsia="Arial" w:hAnsi="Arial"/>

--- a/data/revised_2026-10_full/tracked/v2/Maths/SS3.1_Trigonometry_I/Mathematics_Trigonometry_I_FinalExplanation_TeacherKey_TRACKED.docx
+++ b/data/revised_2026-10_full/tracked/v2/Maths/SS3.1_Trigonometry_I/Mathematics_Trigonometry_I_FinalExplanation_TeacherKey_TRACKED.docx
@@ -849,7 +849,7 @@
               </w:rPr>
               <w:t xml:space="preserve">(a) Suppose there is no shadow, for example a school flagpole or a Safaricom mast in Kericho. Describe how you could find its height using a clinometer and a tape measure. Name the angle you measure, the length you measure, and the ratio you use. </w:t>
             </w:r>
-            <w:ins w:id="9001" w:author="Claude (AI) - proposed" w:date="2026-10-15T13:01:06Z">
+            <w:ins w:id="9001" w:author="Claude (AI) - proposed" w:date="2026-10-18T00:31:23Z">
               <w:r>
                 <w:rPr>
                   <w:rFonts w:ascii="Arial" w:cs="Arial" w:eastAsia="Arial" w:hAnsi="Arial"/>
@@ -877,7 +877,7 @@
               </w:rPr>
               <w:t xml:space="preserve">(b) Compare your Lesson 1 hand-drawn ratio estimates with the calculator values. Explain why they might differ, and why it is important to report any difference honestly. (c) Now write a short answer to the driving question and to the two KICD questions: </w:t>
             </w:r>
-            <w:ins w:id="9002" w:author="Claude (AI) - proposed" w:date="2026-10-15T13:01:06Z">
+            <w:ins w:id="9002" w:author="Claude (AI) - proposed" w:date="2026-10-18T00:31:23Z">
               <w:r>
                 <w:rPr>
                   <w:rFonts w:ascii="Arial" w:cs="Arial" w:eastAsia="Arial" w:hAnsi="Arial"/>
@@ -905,7 +905,7 @@
               </w:rPr>
               <w:t xml:space="preserve">How do we </w:t>
             </w:r>
-            <w:del w:id="9003" w:author="Claude (AI) - proposed" w:date="2026-10-15T13:01:06Z">
+            <w:del w:id="9003" w:author="Claude (AI) - proposed" w:date="2026-10-18T00:31:23Z">
               <w:r>
                 <w:rPr>
                   <w:rFonts w:ascii="Arial" w:cs="Arial" w:eastAsia="Arial" w:hAnsi="Arial"/>
@@ -920,7 +920,7 @@
                 <w:delText xml:space="preserve">apply trigonometric ratios in day-to-day activities? How are the trigonometric ratios of acute angles related to each other?</w:delText>
               </w:r>
             </w:del>
-            <w:ins w:id="9004" w:author="Claude (AI) - proposed" w:date="2026-10-15T13:01:06Z">
+            <w:ins w:id="9004" w:author="Claude (AI) - proposed" w:date="2026-10-18T00:31:23Z">
               <w:r>
                 <w:rPr>
                   <w:rFonts w:ascii="Arial" w:cs="Arial" w:eastAsia="Arial" w:hAnsi="Arial"/>
@@ -968,7 +968,7 @@
               </w:rPr>
               <w:t xml:space="preserve">(a) Stand a measured horizontal distance (the baseline) from the base of the flagpole. Use the clinometer to measure the angle of elevation from your eye to the top of the pole. The baseline is the adjacent side and the height is the opposite side, so height = baseline × tan(angle of elevation). Then add the height of your eye above the ground. This is the same method used for the mango tree, with the baseline replacing the shadow. </w:t>
             </w:r>
-            <w:ins w:id="9005" w:author="Claude (AI) - proposed" w:date="2026-10-15T13:01:06Z">
+            <w:ins w:id="9005" w:author="Claude (AI) - proposed" w:date="2026-10-18T00:31:23Z">
               <w:r>
                 <w:rPr>
                   <w:rFonts w:ascii="Arial" w:cs="Arial" w:eastAsia="Arial" w:hAnsi="Arial"/>
@@ -996,7 +996,7 @@
               </w:rPr>
               <w:t xml:space="preserve">(b) Hand-drawn estimates differ from calculator values because rulers and protractors have limited precision, so the percentage error reflects measurement limits, not a flaw in the mathematics. Integrity means reporting the real error and not changing the data to match the calculator. (c)</w:t>
             </w:r>
-            <w:ins w:id="9006" w:author="Claude (AI) - proposed" w:date="2026-10-15T13:01:06Z">
+            <w:ins w:id="9006" w:author="Claude (AI) - proposed" w:date="2026-10-18T00:31:23Z">
               <w:r>
                 <w:rPr>
                   <w:rFonts w:ascii="Arial" w:cs="Arial" w:eastAsia="Arial" w:hAnsi="Arial"/>
@@ -1277,7 +1277,7 @@
               <w:spacing w:after="40" w:before="0"/>
               <w:jc w:val="left"/>
             </w:pPr>
-            <w:ins w:id="9007" w:author="Claude (AI) - proposed" w:date="2026-10-15T13:01:06Z">
+            <w:ins w:id="9007" w:author="Claude (AI) - proposed" w:date="2026-10-18T00:31:23Z">
               <w:r>
                 <w:rPr>
                   <w:rFonts w:ascii="Arial" w:cs="Arial" w:eastAsia="Arial" w:hAnsi="Arial"/>
@@ -1325,7 +1325,7 @@
               <w:spacing w:after="40" w:before="0"/>
               <w:jc w:val="left"/>
             </w:pPr>
-            <w:ins w:id="9008" w:author="Claude (AI) - proposed" w:date="2026-10-15T13:01:06Z">
+            <w:ins w:id="9008" w:author="Claude (AI) - proposed" w:date="2026-10-18T00:31:23Z">
               <w:r>
                 <w:rPr>
                   <w:rFonts w:ascii="Arial" w:cs="Arial" w:eastAsia="Arial" w:hAnsi="Arial"/>
@@ -1373,7 +1373,7 @@
               <w:spacing w:after="40" w:before="0"/>
               <w:jc w:val="left"/>
             </w:pPr>
-            <w:ins w:id="9009" w:author="Claude (AI) - proposed" w:date="2026-10-15T13:01:06Z">
+            <w:ins w:id="9009" w:author="Claude (AI) - proposed" w:date="2026-10-18T00:31:23Z">
               <w:r>
                 <w:rPr>
                   <w:rFonts w:ascii="Arial" w:cs="Arial" w:eastAsia="Arial" w:hAnsi="Arial"/>
@@ -1456,7 +1456,7 @@
               <w:spacing w:after="40" w:before="0"/>
               <w:jc w:val="left"/>
             </w:pPr>
-            <w:ins w:id="9010" w:author="Claude (AI) - proposed" w:date="2026-10-15T13:01:06Z">
+            <w:ins w:id="9010" w:author="Claude (AI) - proposed" w:date="2026-10-18T00:31:23Z">
               <w:r>
                 <w:rPr>
                   <w:rFonts w:ascii="Arial" w:cs="Arial" w:eastAsia="Arial" w:hAnsi="Arial"/>
@@ -1504,7 +1504,7 @@
               <w:spacing w:after="40" w:before="0"/>
               <w:jc w:val="left"/>
             </w:pPr>
-            <w:ins w:id="9011" w:author="Claude (AI) - proposed" w:date="2026-10-15T13:01:06Z">
+            <w:ins w:id="9011" w:author="Claude (AI) - proposed" w:date="2026-10-18T00:31:23Z">
               <w:r>
                 <w:rPr>
                   <w:rFonts w:ascii="Arial" w:cs="Arial" w:eastAsia="Arial" w:hAnsi="Arial"/>
@@ -1552,7 +1552,7 @@
               <w:spacing w:after="40" w:before="0"/>
               <w:jc w:val="left"/>
             </w:pPr>
-            <w:ins w:id="9012" w:author="Claude (AI) - proposed" w:date="2026-10-15T13:01:06Z">
+            <w:ins w:id="9012" w:author="Claude (AI) - proposed" w:date="2026-10-18T00:31:23Z">
               <w:r>
                 <w:rPr>
                   <w:rFonts w:ascii="Arial" w:cs="Arial" w:eastAsia="Arial" w:hAnsi="Arial"/>
@@ -1635,7 +1635,7 @@
               <w:spacing w:after="40" w:before="0"/>
               <w:jc w:val="left"/>
             </w:pPr>
-            <w:ins w:id="9013" w:author="Claude (AI) - proposed" w:date="2026-10-15T13:01:06Z">
+            <w:ins w:id="9013" w:author="Claude (AI) - proposed" w:date="2026-10-18T00:31:23Z">
               <w:r>
                 <w:rPr>
                   <w:rFonts w:ascii="Arial" w:cs="Arial" w:eastAsia="Arial" w:hAnsi="Arial"/>
@@ -1683,7 +1683,7 @@
               <w:spacing w:after="40" w:before="0"/>
               <w:jc w:val="left"/>
             </w:pPr>
-            <w:ins w:id="9014" w:author="Claude (AI) - proposed" w:date="2026-10-15T13:01:06Z">
+            <w:ins w:id="9014" w:author="Claude (AI) - proposed" w:date="2026-10-18T00:31:23Z">
               <w:r>
                 <w:rPr>
                   <w:rFonts w:ascii="Arial" w:cs="Arial" w:eastAsia="Arial" w:hAnsi="Arial"/>
@@ -1731,7 +1731,7 @@
               <w:spacing w:after="40" w:before="0"/>
               <w:jc w:val="left"/>
             </w:pPr>
-            <w:ins w:id="9015" w:author="Claude (AI) - proposed" w:date="2026-10-15T13:01:06Z">
+            <w:ins w:id="9015" w:author="Claude (AI) - proposed" w:date="2026-10-18T00:31:23Z">
               <w:r>
                 <w:rPr>
                   <w:rFonts w:ascii="Arial" w:cs="Arial" w:eastAsia="Arial" w:hAnsi="Arial"/>
@@ -1814,7 +1814,7 @@
               <w:spacing w:after="40" w:before="0"/>
               <w:jc w:val="left"/>
             </w:pPr>
-            <w:ins w:id="9016" w:author="Claude (AI) - proposed" w:date="2026-10-15T13:01:06Z">
+            <w:ins w:id="9016" w:author="Claude (AI) - proposed" w:date="2026-10-18T00:31:23Z">
               <w:r>
                 <w:rPr>
                   <w:rFonts w:ascii="Arial" w:cs="Arial" w:eastAsia="Arial" w:hAnsi="Arial"/>
@@ -1862,7 +1862,7 @@
               <w:spacing w:after="40" w:before="0"/>
               <w:jc w:val="left"/>
             </w:pPr>
-            <w:ins w:id="9017" w:author="Claude (AI) - proposed" w:date="2026-10-15T13:01:06Z">
+            <w:ins w:id="9017" w:author="Claude (AI) - proposed" w:date="2026-10-18T00:31:23Z">
               <w:r>
                 <w:rPr>
                   <w:rFonts w:ascii="Arial" w:cs="Arial" w:eastAsia="Arial" w:hAnsi="Arial"/>
@@ -1910,7 +1910,7 @@
               <w:spacing w:after="40" w:before="0"/>
               <w:jc w:val="left"/>
             </w:pPr>
-            <w:ins w:id="9018" w:author="Claude (AI) - proposed" w:date="2026-10-15T13:01:06Z">
+            <w:ins w:id="9018" w:author="Claude (AI) - proposed" w:date="2026-10-18T00:31:23Z">
               <w:r>
                 <w:rPr>
                   <w:rFonts w:ascii="Arial" w:cs="Arial" w:eastAsia="Arial" w:hAnsi="Arial"/>
@@ -2060,7 +2060,7 @@
         </w:rPr>
         <w:t xml:space="preserve">© 2026 SeaVuria and ARES. This work is licensed under a </w:t>
       </w:r>
-      <w:hyperlink w:history="1" r:id="rIdlzlcdmvnhgauo4a4xupyc">
+      <w:hyperlink w:history="1" r:id="rId9zc3an4ejvblrvwqt4ivf">
         <w:r>
           <w:rPr>
             <w:rFonts w:ascii="Arial" w:cs="Arial" w:eastAsia="Arial" w:hAnsi="Arial"/>
@@ -2080,7 +2080,7 @@
         </w:rPr>
         <w:t xml:space="preserve"> (</w:t>
       </w:r>
-      <w:hyperlink w:history="1" r:id="rIdf1zil5xwm_ntbcyx1jp9u">
+      <w:hyperlink w:history="1" r:id="rId_gibqvmn3tjprprukarsc">
         <w:r>
           <w:rPr>
             <w:rFonts w:ascii="Arial" w:cs="Arial" w:eastAsia="Arial" w:hAnsi="Arial"/>
@@ -2100,7 +2100,7 @@
         </w:rPr>
         <w:t xml:space="preserve">). To view a copy of this license, visit </w:t>
       </w:r>
-      <w:hyperlink w:history="1" r:id="rIditnwhqjgoizqx6xdhqvxb">
+      <w:hyperlink w:history="1" r:id="rId3aejf_udldxtk5m1zcc_w">
         <w:r>
           <w:rPr>
             <w:rFonts w:ascii="Arial" w:cs="Arial" w:eastAsia="Arial" w:hAnsi="Arial"/>
